--- a/docassemble/MLHUtilityShutoffPreventionLetter/data/templates/utility_shutoff_prevention_form_next_steps.docx
+++ b/docassemble/MLHUtilityShutoffPreventionLetter/data/templates/utility_shutoff_prevention_form_next_steps.docx
@@ -522,7 +522,7 @@
       <w:rFonts w:asciiTheme="majorHAnsi" w:eastAsiaTheme="majorEastAsia" w:hAnsiTheme="majorHAnsi" w:cstheme="majorBidi"/>
       <w:b/>
       <w:bCs/>
-      <w:color w:val="365F91" w:themeColor="accent1" w:themeShade="BF"/>
+      <w:color w:val="17406D"/>
       <w:sz w:val="28"/>
       <w:szCs w:val="28"/>
     </w:rPr>
@@ -546,7 +546,7 @@
       <w:rFonts w:asciiTheme="majorHAnsi" w:eastAsiaTheme="majorEastAsia" w:hAnsiTheme="majorHAnsi" w:cstheme="majorBidi"/>
       <w:b/>
       <w:bCs/>
-      <w:color w:val="4F81BD" w:themeColor="accent1"/>
+      <w:color w:val="17406D"/>
       <w:sz w:val="26"/>
       <w:szCs w:val="26"/>
     </w:rPr>
@@ -570,7 +570,7 @@
       <w:rFonts w:asciiTheme="majorHAnsi" w:eastAsiaTheme="majorEastAsia" w:hAnsiTheme="majorHAnsi" w:cstheme="majorBidi"/>
       <w:b/>
       <w:bCs/>
-      <w:color w:val="4F81BD" w:themeColor="accent1"/>
+      <w:color w:val="17406D"/>
     </w:rPr>
   </w:style>
   <w:style w:type="paragraph" w:styleId="Heading4">
@@ -595,7 +595,7 @@
       <w:bCs/>
       <w:i/>
       <w:iCs/>
-      <w:color w:val="4F81BD" w:themeColor="accent1"/>
+      <w:color w:val="17406D"/>
     </w:rPr>
   </w:style>
   <w:style w:type="paragraph" w:styleId="Heading5">
@@ -806,13 +806,20 @@
       </w:pBdr>
       <w:spacing w:after="300" w:line="240" w:lineRule="auto"/>
       <w:contextualSpacing/>
+      <w:jc w:val="center"/>
+      <w:shd w:val="clear" w:color="auto" w:fill="17406D"/>
+      <w:pBdr>
+        <w:top w:val="single" w:sz="48" w:space="1" w:color="17406D"/>
+        <w:bottom w:val="single" w:sz="48" w:space="1" w:color="17406D"/>
+      </w:pBdr>
     </w:pPr>
     <w:rPr>
       <w:rFonts w:asciiTheme="majorHAnsi" w:eastAsiaTheme="majorEastAsia" w:hAnsiTheme="majorHAnsi" w:cstheme="majorBidi"/>
-      <w:color w:val="17365D" w:themeColor="text2" w:themeShade="BF"/>
+      <w:b/>
+      <w:color w:val="FFFFFF"/>
       <w:spacing w:val="5"/>
       <w:kern w:val="28"/>
-      <w:sz w:val="52"/>
+      <w:sz w:val="36"/>
       <w:szCs w:val="52"/>
     </w:rPr>
   </w:style>
